--- a/002-maze-madness/worksheets/week6.docx
+++ b/002-maze-madness/worksheets/week6.docx
@@ -13,7 +13,7 @@
           <w:b/>
           <w:sz w:val="40"/>
         </w:rPr>
-        <w:t>🕹️ M002 Week 6 — English Worksheet</w:t>
+        <w:t>🔴 M002 Week 6 — Redstone &amp; Levers</w:t>
       </w:r>
     </w:p>
     <w:p>
@@ -28,7 +28,7 @@
         <w:t>Topic:</w:t>
       </w:r>
       <w:r>
-        <w:t xml:space="preserve"> Redstone Levers and Mazes · </w:t>
+        <w:t xml:space="preserve"> Redstone Levers · </w:t>
       </w:r>
       <w:r>
         <w:rPr>
@@ -43,10 +43,19 @@
         <w:rPr>
           <w:b/>
         </w:rPr>
+        <w:t>Level:</w:t>
+      </w:r>
+      <w:r>
+        <w:t xml:space="preserve"> Advanced · </w:t>
+      </w:r>
+      <w:r>
+        <w:rPr>
+          <w:b/>
+        </w:rPr>
         <w:t>Time:</w:t>
       </w:r>
       <w:r>
-        <w:t xml:space="preserve"> about 45 minutes</w:t>
+        <w:t xml:space="preserve"> about 55 minutes</w:t>
       </w:r>
     </w:p>
     <w:p>
@@ -64,13 +73,15 @@
         <w:t>redstone levers</w:t>
       </w:r>
       <w:r>
-        <w:t xml:space="preserve">. Your agent </w:t>
+        <w:t xml:space="preserve">. The agent detects redstone, flips a lever with </w:t>
       </w:r>
       <w:r>
         <w:rPr>
-          <w:b/>
+          <w:rFonts w:ascii="Consolas" w:hAnsi="Consolas" w:cs="Consolas"/>
+          <w:sz w:val="21"/>
+          <w:shd w:val="clear" w:fill="EEEEEE"/>
         </w:rPr>
-        <w:t>flips a lever</w:t>
+        <w:t>interact</w:t>
       </w:r>
       <w:r>
         <w:t xml:space="preserve"> to open a closed redstone door, then walks through to clear the maze.</w:t>
@@ -89,7 +100,7 @@
           <w:color w:val="1A4D2E"/>
           <w:sz w:val="30"/>
         </w:rPr>
-        <w:t>1 · Predict 🔮</w:t>
+        <w:t>1 · The API 📖</w:t>
       </w:r>
     </w:p>
     <w:p>
@@ -98,7 +109,132 @@
         <w:keepLines/>
       </w:pPr>
       <w:r>
-        <w:t>Read each set of steps. Before you imagine the agent doing it, write what you think will happen.</w:t>
+        <w:t>| Code | What it does |</w:t>
+      </w:r>
+    </w:p>
+    <w:p>
+      <w:pPr>
+        <w:keepNext/>
+        <w:keepLines/>
+      </w:pPr>
+      <w:r>
+        <w:t>| --- | --- |</w:t>
+      </w:r>
+    </w:p>
+    <w:p>
+      <w:pPr>
+        <w:keepNext/>
+        <w:keepLines/>
+      </w:pPr>
+      <w:r>
+        <w:t xml:space="preserve">| </w:t>
+      </w:r>
+      <w:r>
+        <w:rPr>
+          <w:rFonts w:ascii="Consolas" w:hAnsi="Consolas" w:cs="Consolas"/>
+          <w:sz w:val="21"/>
+          <w:shd w:val="clear" w:fill="EEEEEE"/>
+        </w:rPr>
+        <w:t>agent.detect(REDSTONE, FORWARD)</w:t>
+      </w:r>
+      <w:r>
+        <w:t xml:space="preserve"> | True if redstone is ahead |</w:t>
+      </w:r>
+    </w:p>
+    <w:p>
+      <w:pPr>
+        <w:keepNext/>
+        <w:keepLines/>
+      </w:pPr>
+      <w:r>
+        <w:t xml:space="preserve">| </w:t>
+      </w:r>
+      <w:r>
+        <w:rPr>
+          <w:rFonts w:ascii="Consolas" w:hAnsi="Consolas" w:cs="Consolas"/>
+          <w:sz w:val="21"/>
+          <w:shd w:val="clear" w:fill="EEEEEE"/>
+        </w:rPr>
+        <w:t>agent.interact(...)</w:t>
+      </w:r>
+      <w:r>
+        <w:t xml:space="preserve"> | flip the lever in front |</w:t>
+      </w:r>
+    </w:p>
+    <w:p>
+      <w:pPr>
+        <w:keepNext/>
+        <w:keepLines/>
+      </w:pPr>
+      <w:r>
+        <w:t xml:space="preserve">| </w:t>
+      </w:r>
+      <w:r>
+        <w:rPr>
+          <w:rFonts w:ascii="Consolas" w:hAnsi="Consolas" w:cs="Consolas"/>
+          <w:sz w:val="21"/>
+          <w:shd w:val="clear" w:fill="EEEEEE"/>
+        </w:rPr>
+        <w:t>agent.move(FORWARD, 1)</w:t>
+      </w:r>
+      <w:r>
+        <w:t xml:space="preserve"> | step one block |</w:t>
+      </w:r>
+    </w:p>
+    <w:p>
+      <w:pPr>
+        <w:keepNext/>
+        <w:keepLines/>
+      </w:pPr>
+      <w:r>
+        <w:t xml:space="preserve">| </w:t>
+      </w:r>
+      <w:r>
+        <w:rPr>
+          <w:rFonts w:ascii="Consolas" w:hAnsi="Consolas" w:cs="Consolas"/>
+          <w:sz w:val="21"/>
+          <w:shd w:val="clear" w:fill="EEEEEE"/>
+        </w:rPr>
+        <w:t>agent.turn(RIGHT_TURN)</w:t>
+      </w:r>
+      <w:r>
+        <w:t xml:space="preserve"> | turn right |</w:t>
+      </w:r>
+    </w:p>
+    <w:p>
+      <w:pPr>
+        <w:keepNext/>
+        <w:keepLines/>
+      </w:pPr>
+      <w:r>
+        <w:t xml:space="preserve">| </w:t>
+      </w:r>
+      <w:r>
+        <w:rPr>
+          <w:rFonts w:ascii="Consolas" w:hAnsi="Consolas" w:cs="Consolas"/>
+          <w:sz w:val="21"/>
+          <w:shd w:val="clear" w:fill="EEEEEE"/>
+        </w:rPr>
+        <w:t>player.on_chat("go", run)</w:t>
+      </w:r>
+      <w:r>
+        <w:t xml:space="preserve"> | run code on chat word |</w:t>
+      </w:r>
+    </w:p>
+    <w:p>
+      <w:pPr>
+        <w:keepNext/>
+        <w:keepLines/>
+        <w:pageBreakBefore/>
+        <w:spacing w:before="40" w:after="120"/>
+      </w:pPr>
+      <w:r>
+        <w:rPr>
+          <w:b/>
+          <w:color w:val="1A4D2E"/>
+          <w:sz w:val="30"/>
+        </w:rPr>
+        <w:t>2 · Predict 🔮</w:t>
       </w:r>
     </w:p>
     <w:p>
@@ -114,11 +250,11 @@
           <w:rFonts w:ascii="Consolas" w:hAnsi="Consolas" w:cs="Consolas"/>
           <w:sz w:val="21"/>
         </w:rPr>
-        <w:t>move forward</w:t>
+        <w:t>agent.move(FORWARD, 1)</w:t>
         <w:br/>
-        <w:t>interact ahead</w:t>
+        <w:t>agent.interact(...)</w:t>
         <w:br/>
-        <w:t>move forward</w:t>
+        <w:t>agent.move(FORWARD, 1)</w:t>
       </w:r>
     </w:p>
     <w:p>
@@ -130,7 +266,7 @@
         <w:rPr>
           <w:b/>
         </w:rPr>
-        <w:t>The agent moves up to a lever, flips it, then moves forward. What happens to the door?</w:t>
+        <w:t>The agent reaches a lever and flips it. What happens to the door?</w:t>
       </w:r>
     </w:p>
     <w:p>
@@ -162,6 +298,64 @@
     <w:p>
       <w:pPr>
         <w:spacing w:after="0" w:before="0" w:line="520" w:lineRule="exact"/>
+        <w:keepNext w:val="0"/>
+        <w:keepLines/>
+        <w:pBdr>
+          <w:bottom w:val="single" w:sz="6" w:space="1" w:color="C9C9C9"/>
+        </w:pBdr>
+      </w:pPr>
+      <w:r>
+        <w:t xml:space="preserve"> </w:t>
+      </w:r>
+    </w:p>
+    <w:p>
+      <w:pPr>
+        <w:spacing w:before="40" w:after="160"/>
+        <w:ind w:left="288"/>
+        <w:keepNext/>
+        <w:keepLines/>
+        <w:shd w:val="clear" w:fill="F4F4F4"/>
+      </w:pPr>
+      <w:r>
+        <w:rPr>
+          <w:rFonts w:ascii="Consolas" w:hAnsi="Consolas" w:cs="Consolas"/>
+          <w:sz w:val="21"/>
+        </w:rPr>
+        <w:t>agent.interact(...)</w:t>
+        <w:br/>
+        <w:t>agent.move(FORWARD, 1)</w:t>
+        <w:br/>
+        <w:t>agent.move(FORWARD, 1)</w:t>
+      </w:r>
+    </w:p>
+    <w:p>
+      <w:pPr>
+        <w:keepNext/>
+        <w:keepLines/>
+      </w:pPr>
+      <w:r>
+        <w:rPr>
+          <w:b/>
+        </w:rPr>
+        <w:t>There is no lever in front. What happens?</w:t>
+      </w:r>
+    </w:p>
+    <w:p>
+      <w:pPr>
+        <w:spacing w:after="0" w:before="0" w:line="520" w:lineRule="exact"/>
+        <w:keepNext/>
+        <w:keepLines/>
+        <w:pBdr>
+          <w:bottom w:val="single" w:sz="6" w:space="1" w:color="C9C9C9"/>
+        </w:pBdr>
+      </w:pPr>
+      <w:r>
+        <w:t xml:space="preserve"> </w:t>
+      </w:r>
+    </w:p>
+    <w:p>
+      <w:pPr>
+        <w:spacing w:after="0" w:before="0" w:line="520" w:lineRule="exact"/>
         <w:keepNext/>
         <w:keepLines/>
         <w:pBdr>
@@ -187,6 +381,22 @@
     </w:p>
     <w:p>
       <w:pPr>
+        <w:keepNext/>
+        <w:keepLines/>
+        <w:pageBreakBefore/>
+        <w:spacing w:before="40" w:after="120"/>
+      </w:pPr>
+      <w:r>
+        <w:rPr>
+          <w:b/>
+          <w:color w:val="1A4D2E"/>
+          <w:sz w:val="30"/>
+        </w:rPr>
+        <w:t>3 · Trace the Code 🔍</w:t>
+      </w:r>
+    </w:p>
+    <w:p>
+      <w:pPr>
         <w:spacing w:before="40" w:after="160"/>
         <w:ind w:left="288"/>
         <w:keepNext/>
@@ -198,11 +408,17 @@
           <w:rFonts w:ascii="Consolas" w:hAnsi="Consolas" w:cs="Consolas"/>
           <w:sz w:val="21"/>
         </w:rPr>
-        <w:t>interact ahead</w:t>
+        <w:t>while not agent.detect(REDSTONE, FORWARD):</w:t>
         <w:br/>
-        <w:t>move forward</w:t>
+        <w:t xml:space="preserve">    agent.move(FORWARD, 1)</w:t>
         <w:br/>
-        <w:t>move forward</w:t>
+        <w:t>agent.interact(...)</w:t>
+        <w:br/>
+        <w:t>agent.turn(RIGHT_TURN)</w:t>
+        <w:br/>
+        <w:t>agent.move(FORWARD, 1)</w:t>
+        <w:br/>
+        <w:t>agent.move(FORWARD, 1)</w:t>
       </w:r>
     </w:p>
     <w:p>
@@ -214,7 +430,7 @@
         <w:rPr>
           <w:b/>
         </w:rPr>
-        <w:t>There is no lever in front of the agent. What happens?</w:t>
+        <w:t>Describe what the agent does, step by step, in plain English.</w:t>
       </w:r>
     </w:p>
     <w:p>
@@ -271,96 +487,6 @@
     </w:p>
     <w:p>
       <w:pPr>
-        <w:spacing w:before="40" w:after="160"/>
-        <w:ind w:left="288"/>
-        <w:keepNext/>
-        <w:keepLines/>
-        <w:shd w:val="clear" w:fill="F4F4F4"/>
-      </w:pPr>
-      <w:r>
-        <w:rPr>
-          <w:rFonts w:ascii="Consolas" w:hAnsi="Consolas" w:cs="Consolas"/>
-          <w:sz w:val="21"/>
-        </w:rPr>
-        <w:t>while no lever ahead:</w:t>
-        <w:br/>
-        <w:t xml:space="preserve">    move forward</w:t>
-        <w:br/>
-        <w:t>interact ahead</w:t>
-        <w:br/>
-        <w:t>turn right</w:t>
-        <w:br/>
-        <w:t>move forward</w:t>
-        <w:br/>
-        <w:t>move forward</w:t>
-      </w:r>
-    </w:p>
-    <w:p>
-      <w:pPr>
-        <w:keepNext/>
-        <w:keepLines/>
-      </w:pPr>
-      <w:r>
-        <w:rPr>
-          <w:b/>
-        </w:rPr>
-        <w:t>Describe in plain English what the agent is doing, step by step.</w:t>
-      </w:r>
-    </w:p>
-    <w:p>
-      <w:pPr>
-        <w:spacing w:after="0" w:before="0" w:line="520" w:lineRule="exact"/>
-        <w:keepNext/>
-        <w:keepLines/>
-        <w:pBdr>
-          <w:bottom w:val="single" w:sz="6" w:space="1" w:color="C9C9C9"/>
-        </w:pBdr>
-      </w:pPr>
-      <w:r>
-        <w:t xml:space="preserve"> </w:t>
-      </w:r>
-    </w:p>
-    <w:p>
-      <w:pPr>
-        <w:spacing w:after="0" w:before="0" w:line="520" w:lineRule="exact"/>
-        <w:keepNext/>
-        <w:keepLines/>
-        <w:pBdr>
-          <w:bottom w:val="single" w:sz="6" w:space="1" w:color="C9C9C9"/>
-        </w:pBdr>
-      </w:pPr>
-      <w:r>
-        <w:t xml:space="preserve"> </w:t>
-      </w:r>
-    </w:p>
-    <w:p>
-      <w:pPr>
-        <w:spacing w:after="0" w:before="0" w:line="520" w:lineRule="exact"/>
-        <w:keepNext/>
-        <w:keepLines/>
-        <w:pBdr>
-          <w:bottom w:val="single" w:sz="6" w:space="1" w:color="C9C9C9"/>
-        </w:pBdr>
-      </w:pPr>
-      <w:r>
-        <w:t xml:space="preserve"> </w:t>
-      </w:r>
-    </w:p>
-    <w:p>
-      <w:pPr>
-        <w:spacing w:after="0" w:before="0" w:line="520" w:lineRule="exact"/>
-        <w:keepNext w:val="0"/>
-        <w:keepLines/>
-        <w:pBdr>
-          <w:bottom w:val="single" w:sz="6" w:space="1" w:color="C9C9C9"/>
-        </w:pBdr>
-      </w:pPr>
-      <w:r>
-        <w:t xml:space="preserve"> </w:t>
-      </w:r>
-    </w:p>
-    <w:p>
-      <w:pPr>
         <w:keepNext/>
         <w:keepLines/>
         <w:pageBreakBefore/>
@@ -372,7 +498,7 @@
           <w:color w:val="1A4D2E"/>
           <w:sz w:val="30"/>
         </w:rPr>
-        <w:t>2 · Spot the Bug 🐛</w:t>
+        <w:t>4 · Spot and Fix the Bugs 🐛</w:t>
       </w:r>
     </w:p>
     <w:p>
@@ -381,16 +507,7 @@
         <w:keepLines/>
       </w:pPr>
       <w:r>
-        <w:t xml:space="preserve">Each block of code below was meant to do something, but it is broken. Read what the code is </w:t>
-      </w:r>
-      <w:r>
-        <w:rPr>
-          <w:b/>
-        </w:rPr>
-        <w:t>supposed</w:t>
-      </w:r>
-      <w:r>
-        <w:t xml:space="preserve"> to do, then rewrite it so it works. After that, explain why the original was wrong and why your fix works.</w:t>
+        <w:t>Each block is broken. Write the fixed code, then say why.</w:t>
       </w:r>
     </w:p>
     <w:p>
@@ -405,16 +522,16 @@
         <w:t>Bug A</w:t>
       </w:r>
       <w:r>
-        <w:t xml:space="preserve"> — The agent is supposed to </w:t>
+        <w:t xml:space="preserve"> — Flip the lever </w:t>
       </w:r>
       <w:r>
         <w:rPr>
           <w:b/>
         </w:rPr>
-        <w:t>flip the lever first</w:t>
+        <w:t>first</w:t>
       </w:r>
       <w:r>
-        <w:t>, then walk through the now-open door.</w:t>
+        <w:t>, then walk through the open door. The lever is at the first wall.</w:t>
       </w:r>
     </w:p>
     <w:p>
@@ -430,11 +547,11 @@
           <w:rFonts w:ascii="Consolas" w:hAnsi="Consolas" w:cs="Consolas"/>
           <w:sz w:val="21"/>
         </w:rPr>
-        <w:t>move forward</w:t>
+        <w:t>agent.move(FORWARD, 1)</w:t>
         <w:br/>
-        <w:t>move forward</w:t>
+        <w:t>agent.move(FORWARD, 1)</w:t>
         <w:br/>
-        <w:t>interact ahead</w:t>
+        <w:t>agent.interact(...)</w:t>
       </w:r>
     </w:p>
     <w:p>
@@ -446,22 +563,7 @@
         <w:rPr>
           <w:b/>
         </w:rPr>
-        <w:t>Hint:</w:t>
-      </w:r>
-      <w:r>
-        <w:t xml:space="preserve"> the lever is at the first wall. Flip it before passing.</w:t>
-      </w:r>
-    </w:p>
-    <w:p>
-      <w:pPr>
-        <w:keepNext/>
-        <w:keepLines/>
-      </w:pPr>
-      <w:r>
-        <w:rPr>
-          <w:b/>
-        </w:rPr>
-        <w:t>Write the fixed code:</w:t>
+        <w:t>Fixed code:</w:t>
       </w:r>
     </w:p>
     <w:p>
@@ -525,20 +627,7 @@
         <w:rPr>
           <w:b/>
         </w:rPr>
-        <w:t>Why was it wrong? Why does your fix work?</w:t>
-      </w:r>
-    </w:p>
-    <w:p>
-      <w:pPr>
-        <w:spacing w:after="0" w:before="0" w:line="520" w:lineRule="exact"/>
-        <w:keepNext/>
-        <w:keepLines/>
-        <w:pBdr>
-          <w:bottom w:val="single" w:sz="6" w:space="1" w:color="C9C9C9"/>
-        </w:pBdr>
-      </w:pPr>
-      <w:r>
-        <w:t xml:space="preserve"> </w:t>
+        <w:t>Why was it wrong?</w:t>
       </w:r>
     </w:p>
     <w:p>
@@ -592,16 +681,25 @@
         <w:t>Bug B</w:t>
       </w:r>
       <w:r>
-        <w:t xml:space="preserve"> — Before flipping a lever, the agent should be </w:t>
+        <w:t xml:space="preserve"> — Walk </w:t>
       </w:r>
       <w:r>
         <w:rPr>
           <w:b/>
         </w:rPr>
-        <w:t>right in front of it</w:t>
+        <w:t>up to</w:t>
       </w:r>
       <w:r>
-        <w:t>.</w:t>
+        <w:t xml:space="preserve"> the lever, then flip it </w:t>
+      </w:r>
+      <w:r>
+        <w:rPr>
+          <w:b/>
+        </w:rPr>
+        <w:t>once</w:t>
+      </w:r>
+      <w:r>
+        <w:t>. This flips on every step.</w:t>
       </w:r>
     </w:p>
     <w:p>
@@ -617,11 +715,11 @@
           <w:rFonts w:ascii="Consolas" w:hAnsi="Consolas" w:cs="Consolas"/>
           <w:sz w:val="21"/>
         </w:rPr>
-        <w:t>while no lever ahead:</w:t>
+        <w:t>while not agent.detect(REDSTONE, FORWARD):</w:t>
         <w:br/>
-        <w:t xml:space="preserve">    move forward</w:t>
+        <w:t xml:space="preserve">    agent.move(FORWARD, 1)</w:t>
         <w:br/>
-        <w:t xml:space="preserve">    interact ahead</w:t>
+        <w:t xml:space="preserve">    agent.interact(...)</w:t>
       </w:r>
     </w:p>
     <w:p>
@@ -633,22 +731,7 @@
         <w:rPr>
           <w:b/>
         </w:rPr>
-        <w:t>Hint:</w:t>
-      </w:r>
-      <w:r>
-        <w:t xml:space="preserve"> the agent is interacting on every step, even when there is no lever.</w:t>
-      </w:r>
-    </w:p>
-    <w:p>
-      <w:pPr>
-        <w:keepNext/>
-        <w:keepLines/>
-      </w:pPr>
-      <w:r>
-        <w:rPr>
-          <w:b/>
-        </w:rPr>
-        <w:t>Write the fixed code:</w:t>
+        <w:t>Fixed code:</w:t>
       </w:r>
     </w:p>
     <w:p>
@@ -712,20 +795,7 @@
         <w:rPr>
           <w:b/>
         </w:rPr>
-        <w:t>Why was it wrong? Why does your fix work?</w:t>
-      </w:r>
-    </w:p>
-    <w:p>
-      <w:pPr>
-        <w:spacing w:after="0" w:before="0" w:line="520" w:lineRule="exact"/>
-        <w:keepNext/>
-        <w:keepLines/>
-        <w:pBdr>
-          <w:bottom w:val="single" w:sz="6" w:space="1" w:color="C9C9C9"/>
-        </w:pBdr>
-      </w:pPr>
-      <w:r>
-        <w:t xml:space="preserve"> </w:t>
+        <w:t>Why was it wrong?</w:t>
       </w:r>
     </w:p>
     <w:p>
@@ -779,7 +849,7 @@
         <w:t>Bug C</w:t>
       </w:r>
       <w:r>
-        <w:t xml:space="preserve"> — After flipping the lever, the agent should </w:t>
+        <w:t xml:space="preserve"> — After flipping, the agent must </w:t>
       </w:r>
       <w:r>
         <w:rPr>
@@ -788,7 +858,7 @@
         <w:t>turn around</w:t>
       </w:r>
       <w:r>
-        <w:t xml:space="preserve"> and go back through the door.</w:t>
+        <w:t xml:space="preserve"> and go back through the door. The door is behind it.</w:t>
       </w:r>
     </w:p>
     <w:p>
@@ -804,9 +874,9 @@
           <w:rFonts w:ascii="Consolas" w:hAnsi="Consolas" w:cs="Consolas"/>
           <w:sz w:val="21"/>
         </w:rPr>
-        <w:t>interact ahead</w:t>
+        <w:t>agent.interact(...)</w:t>
         <w:br/>
-        <w:t>move forward</w:t>
+        <w:t>agent.move(FORWARD, 1)</w:t>
       </w:r>
     </w:p>
     <w:p>
@@ -818,22 +888,7 @@
         <w:rPr>
           <w:b/>
         </w:rPr>
-        <w:t>Hint:</w:t>
-      </w:r>
-      <w:r>
-        <w:t xml:space="preserve"> the door is behind the agent, not in front.</w:t>
-      </w:r>
-    </w:p>
-    <w:p>
-      <w:pPr>
-        <w:keepNext/>
-        <w:keepLines/>
-      </w:pPr>
-      <w:r>
-        <w:rPr>
-          <w:b/>
-        </w:rPr>
-        <w:t>Write the fixed code:</w:t>
+        <w:t>Fixed code:</w:t>
       </w:r>
     </w:p>
     <w:p>
@@ -897,7 +952,7 @@
         <w:rPr>
           <w:b/>
         </w:rPr>
-        <w:t>Why was it wrong? Why does your fix work?</w:t>
+        <w:t>Why was it wrong?</w:t>
       </w:r>
     </w:p>
     <w:p>
@@ -929,6 +984,157 @@
     <w:p>
       <w:pPr>
         <w:spacing w:after="0" w:before="0" w:line="520" w:lineRule="exact"/>
+        <w:keepNext w:val="0"/>
+        <w:keepLines/>
+        <w:pBdr>
+          <w:bottom w:val="single" w:sz="6" w:space="1" w:color="C9C9C9"/>
+        </w:pBdr>
+      </w:pPr>
+      <w:r>
+        <w:t xml:space="preserve"> </w:t>
+      </w:r>
+    </w:p>
+    <w:p>
+      <w:pPr>
+        <w:keepNext/>
+        <w:keepLines/>
+        <w:pageBreakBefore/>
+        <w:spacing w:before="40" w:after="120"/>
+      </w:pPr>
+      <w:r>
+        <w:rPr>
+          <w:b/>
+          <w:color w:val="1A4D2E"/>
+          <w:sz w:val="30"/>
+        </w:rPr>
+        <w:t>5 · Write the Code ✍️</w:t>
+      </w:r>
+    </w:p>
+    <w:p>
+      <w:pPr>
+        <w:keepNext/>
+        <w:keepLines/>
+      </w:pPr>
+      <w:r>
+        <w:t>The agent starts in the maze. Somewhere ahead is a lever. Write code that walks to the lever, flips it, and walks through the open door.</w:t>
+      </w:r>
+    </w:p>
+    <w:p>
+      <w:pPr>
+        <w:spacing w:before="40" w:after="160"/>
+        <w:ind w:left="288"/>
+        <w:keepNext/>
+        <w:keepLines/>
+        <w:shd w:val="clear" w:fill="F4F4F4"/>
+      </w:pPr>
+      <w:r>
+        <w:rPr>
+          <w:rFonts w:ascii="Consolas" w:hAnsi="Consolas" w:cs="Consolas"/>
+          <w:sz w:val="21"/>
+        </w:rPr>
+        <w:t>def run():</w:t>
+        <w:br/>
+        <w:t xml:space="preserve">    # your code here</w:t>
+        <w:br/>
+        <w:br/>
+        <w:br/>
+        <w:t>player.on_chat("go", run)</w:t>
+      </w:r>
+    </w:p>
+    <w:p>
+      <w:pPr>
+        <w:spacing w:after="0" w:before="0" w:line="520" w:lineRule="exact"/>
+        <w:keepNext/>
+        <w:keepLines/>
+        <w:pBdr>
+          <w:bottom w:val="single" w:sz="6" w:space="1" w:color="C9C9C9"/>
+        </w:pBdr>
+      </w:pPr>
+      <w:r>
+        <w:t xml:space="preserve"> </w:t>
+      </w:r>
+    </w:p>
+    <w:p>
+      <w:pPr>
+        <w:spacing w:after="0" w:before="0" w:line="520" w:lineRule="exact"/>
+        <w:keepNext/>
+        <w:keepLines/>
+        <w:pBdr>
+          <w:bottom w:val="single" w:sz="6" w:space="1" w:color="C9C9C9"/>
+        </w:pBdr>
+      </w:pPr>
+      <w:r>
+        <w:t xml:space="preserve"> </w:t>
+      </w:r>
+    </w:p>
+    <w:p>
+      <w:pPr>
+        <w:spacing w:after="0" w:before="0" w:line="520" w:lineRule="exact"/>
+        <w:keepNext/>
+        <w:keepLines/>
+        <w:pBdr>
+          <w:bottom w:val="single" w:sz="6" w:space="1" w:color="C9C9C9"/>
+        </w:pBdr>
+      </w:pPr>
+      <w:r>
+        <w:t xml:space="preserve"> </w:t>
+      </w:r>
+    </w:p>
+    <w:p>
+      <w:pPr>
+        <w:spacing w:after="0" w:before="0" w:line="520" w:lineRule="exact"/>
+        <w:keepNext/>
+        <w:keepLines/>
+        <w:pBdr>
+          <w:bottom w:val="single" w:sz="6" w:space="1" w:color="C9C9C9"/>
+        </w:pBdr>
+      </w:pPr>
+      <w:r>
+        <w:t xml:space="preserve"> </w:t>
+      </w:r>
+    </w:p>
+    <w:p>
+      <w:pPr>
+        <w:spacing w:after="0" w:before="0" w:line="520" w:lineRule="exact"/>
+        <w:keepNext/>
+        <w:keepLines/>
+        <w:pBdr>
+          <w:bottom w:val="single" w:sz="6" w:space="1" w:color="C9C9C9"/>
+        </w:pBdr>
+      </w:pPr>
+      <w:r>
+        <w:t xml:space="preserve"> </w:t>
+      </w:r>
+    </w:p>
+    <w:p>
+      <w:pPr>
+        <w:spacing w:after="0" w:before="0" w:line="520" w:lineRule="exact"/>
+        <w:keepNext/>
+        <w:keepLines/>
+        <w:pBdr>
+          <w:bottom w:val="single" w:sz="6" w:space="1" w:color="C9C9C9"/>
+        </w:pBdr>
+      </w:pPr>
+      <w:r>
+        <w:t xml:space="preserve"> </w:t>
+      </w:r>
+    </w:p>
+    <w:p>
+      <w:pPr>
+        <w:spacing w:after="0" w:before="0" w:line="520" w:lineRule="exact"/>
+        <w:keepNext/>
+        <w:keepLines/>
+        <w:pBdr>
+          <w:bottom w:val="single" w:sz="6" w:space="1" w:color="C9C9C9"/>
+        </w:pBdr>
+      </w:pPr>
+      <w:r>
+        <w:t xml:space="preserve"> </w:t>
+      </w:r>
+    </w:p>
+    <w:p>
+      <w:pPr>
+        <w:spacing w:after="0" w:before="0" w:line="520" w:lineRule="exact"/>
         <w:keepNext/>
         <w:keepLines/>
         <w:pBdr>
@@ -965,7 +1171,7 @@
           <w:color w:val="1A4D2E"/>
           <w:sz w:val="30"/>
         </w:rPr>
-        <w:t>3 · Tell Me What You Built 📸</w:t>
+        <w:t>6 · Finish the Maze 📸</w:t>
       </w:r>
     </w:p>
     <w:p>
@@ -974,7 +1180,7 @@
         <w:keepLines/>
       </w:pPr>
       <w:r>
-        <w:t xml:space="preserve">Now switch to your homework world. The maze has a </w:t>
+        <w:t xml:space="preserve">Open your homework world. The maze has a </w:t>
       </w:r>
       <w:r>
         <w:rPr>
@@ -1020,7 +1226,7 @@
         <w:t xml:space="preserve">2.  </w:t>
       </w:r>
       <w:r>
-        <w:t>flips it (</w:t>
+        <w:t xml:space="preserve">flips it with </w:t>
       </w:r>
       <w:r>
         <w:rPr>
@@ -1031,7 +1237,7 @@
         <w:t>interact</w:t>
       </w:r>
       <w:r>
-        <w:t>),</w:t>
+        <w:t>,</w:t>
       </w:r>
     </w:p>
     <w:p>
@@ -1045,7 +1251,7 @@
         <w:t xml:space="preserve">3.  </w:t>
       </w:r>
       <w:r>
-        <w:t>moves on through the now-open door,</w:t>
+        <w:t>walks through the open door,</w:t>
       </w:r>
     </w:p>
     <w:p>
@@ -1068,7 +1274,7 @@
         <w:keepLines/>
       </w:pPr>
       <w:r>
-        <w:t>When you finish, come back here. Send a photo or video of the agent reaching the end, then explain what you did. Use these sentence starters — write 4 to 6 sentences total.</w:t>
+        <w:t>Send a photo or video of the agent at the end. Then write 4 to 6 sentences.</w:t>
       </w:r>
     </w:p>
     <w:p>
@@ -1285,45 +1491,6 @@
     <w:p>
       <w:pPr>
         <w:spacing w:after="0" w:before="0" w:line="520" w:lineRule="exact"/>
-        <w:keepNext/>
-        <w:keepLines/>
-        <w:pBdr>
-          <w:bottom w:val="single" w:sz="6" w:space="1" w:color="C9C9C9"/>
-        </w:pBdr>
-      </w:pPr>
-      <w:r>
-        <w:t xml:space="preserve"> </w:t>
-      </w:r>
-    </w:p>
-    <w:p>
-      <w:pPr>
-        <w:spacing w:after="0" w:before="0" w:line="520" w:lineRule="exact"/>
-        <w:keepNext/>
-        <w:keepLines/>
-        <w:pBdr>
-          <w:bottom w:val="single" w:sz="6" w:space="1" w:color="C9C9C9"/>
-        </w:pBdr>
-      </w:pPr>
-      <w:r>
-        <w:t xml:space="preserve"> </w:t>
-      </w:r>
-    </w:p>
-    <w:p>
-      <w:pPr>
-        <w:spacing w:after="0" w:before="0" w:line="520" w:lineRule="exact"/>
-        <w:keepNext/>
-        <w:keepLines/>
-        <w:pBdr>
-          <w:bottom w:val="single" w:sz="6" w:space="1" w:color="C9C9C9"/>
-        </w:pBdr>
-      </w:pPr>
-      <w:r>
-        <w:t xml:space="preserve"> </w:t>
-      </w:r>
-    </w:p>
-    <w:p>
-      <w:pPr>
-        <w:spacing w:after="0" w:before="0" w:line="520" w:lineRule="exact"/>
         <w:keepNext w:val="0"/>
         <w:keepLines/>
         <w:pBdr>
@@ -1347,7 +1514,7 @@
           <w:color w:val="1A4D2E"/>
           <w:sz w:val="30"/>
         </w:rPr>
-        <w:t>4 · Record Your Walkthrough 🎥</w:t>
+        <w:t>7 · Record Your Walkthrough 🎥</w:t>
       </w:r>
     </w:p>
     <w:p>
@@ -1356,7 +1523,7 @@
         <w:keepLines/>
       </w:pPr>
       <w:r>
-        <w:t xml:space="preserve">Now take a video on your phone (or a parent's phone) while the agent runs the maze. Talk through it like you are teaching someone who has never seen it. Try to use these words: </w:t>
+        <w:t xml:space="preserve">Film the agent running the maze on a phone. Teach it like the viewer has never seen it. Use these words: </w:t>
       </w:r>
       <w:r>
         <w:rPr>
@@ -1412,7 +1579,7 @@
         <w:ind w:left="864"/>
       </w:pPr>
       <w:r>
-        <w:t>1.  Show the closed door and the lever in the maze.</w:t>
+        <w:t>1.  Show the closed door and the lever.</w:t>
       </w:r>
     </w:p>
     <w:p>
@@ -1423,7 +1590,7 @@
         <w:ind w:left="864"/>
       </w:pPr>
       <w:r>
-        <w:t>2.  Run your code and show the agent flipping the lever.</w:t>
+        <w:t>2.  Run your code. Show the agent flip the lever.</w:t>
       </w:r>
     </w:p>
     <w:p>
@@ -1434,7 +1601,7 @@
         <w:ind w:left="864"/>
       </w:pPr>
       <w:r>
-        <w:t>3.  Read your code out loud and say which line opens the door.</w:t>
+        <w:t>3.  Read your code out loud. Say which line opens the door.</w:t>
       </w:r>
     </w:p>
     <w:p>
@@ -1457,49 +1624,7 @@
         <w:rPr>
           <w:b/>
         </w:rPr>
-        <w:t>Write what you will say in your video.</w:t>
-      </w:r>
-      <w:r>
-        <w:t xml:space="preserve"> Use the space below to plan it before you record — you can read from it while filming.</w:t>
-      </w:r>
-    </w:p>
-    <w:p>
-      <w:pPr>
-        <w:spacing w:after="0" w:before="0" w:line="520" w:lineRule="exact"/>
-        <w:keepNext/>
-        <w:keepLines/>
-        <w:pBdr>
-          <w:bottom w:val="single" w:sz="6" w:space="1" w:color="C9C9C9"/>
-        </w:pBdr>
-      </w:pPr>
-      <w:r>
-        <w:t xml:space="preserve"> </w:t>
-      </w:r>
-    </w:p>
-    <w:p>
-      <w:pPr>
-        <w:spacing w:after="0" w:before="0" w:line="520" w:lineRule="exact"/>
-        <w:keepNext/>
-        <w:keepLines/>
-        <w:pBdr>
-          <w:bottom w:val="single" w:sz="6" w:space="1" w:color="C9C9C9"/>
-        </w:pBdr>
-      </w:pPr>
-      <w:r>
-        <w:t xml:space="preserve"> </w:t>
-      </w:r>
-    </w:p>
-    <w:p>
-      <w:pPr>
-        <w:spacing w:after="0" w:before="0" w:line="520" w:lineRule="exact"/>
-        <w:keepNext/>
-        <w:keepLines/>
-        <w:pBdr>
-          <w:bottom w:val="single" w:sz="6" w:space="1" w:color="C9C9C9"/>
-        </w:pBdr>
-      </w:pPr>
-      <w:r>
-        <w:t xml:space="preserve"> </w:t>
+        <w:t>Plan what you will say before you record. You can read it while filming.</w:t>
       </w:r>
     </w:p>
     <w:p>
